--- a/redaction/chapitre3/paragraphes.docx
+++ b/redaction/chapitre3/paragraphes.docx
@@ -2,13 +2,13 @@
 <file path=word/document.xml><?xml version="1.0" encoding="utf-8"?>
 <w:document xmlns:w="http://schemas.openxmlformats.org/wordprocessingml/2006/main" xmlns:m="http://schemas.openxmlformats.org/officeDocument/2006/math" xmlns:r="http://schemas.openxmlformats.org/officeDocument/2006/relationships" xmlns:o="urn:schemas-microsoft-com:office:office" xmlns:v="urn:schemas-microsoft-com:vml" xmlns:w10="urn:schemas-microsoft-com:office:word" xmlns:a="http://schemas.openxmlformats.org/drawingml/2006/main" xmlns:pic="http://schemas.openxmlformats.org/drawingml/2006/picture" xmlns:wp="http://schemas.openxmlformats.org/drawingml/2006/wordprocessingDrawing">
   <w:body>
-    <w:bookmarkStart w:id="24" w:name="X41890f87603c8a28ec7ebb240d58c94d1f7a898"/>
+    <w:bookmarkStart w:id="27" w:name="Xacf515300d42073f6594dcd22615624451a20c4"/>
     <w:p>
       <w:pPr>
         <w:pStyle w:val="Heading1"/>
       </w:pPr>
       <w:r>
-        <w:t xml:space="preserve">Chapitre 3 : Convertir les données - casting ou transtypage</w:t>
+        <w:t xml:space="preserve">Chapitre 1 : Définir et manipuler des données types en mémoire</w:t>
       </w:r>
     </w:p>
     <w:p>
@@ -16,7 +16,7 @@
         <w:pStyle w:val="FirstParagraph"/>
       </w:pPr>
       <w:r>
-        <w:t xml:space="preserve">La conversion de données, ou casting, permet de transformer un type de données en un autre pour assurer la compatibilité entre variables. Maîtriser ces conversions est indispensable pour traiter des entrées utilisateur ou fusionner des informations de natures différentes.</w:t>
+        <w:t xml:space="preserve">Maîtriser les types de données et leur manipulation en mémoire est essentiel pour stocker et traiter efficacement l’information. Ces concepts fondamentaux garantissent la rigueur et la logique de vos programmes en Python.</w:t>
       </w:r>
       <w:r>
         <w:t xml:space="preserve"> </w:t>
@@ -34,7 +34,7 @@
         <w:pStyle w:val="Compact"/>
       </w:pPr>
       <w:r>
-        <w:t xml:space="preserve">Casting et conversion de types</w:t>
+        <w:t xml:space="preserve">Déclaration et affectation de variables</w:t>
       </w:r>
     </w:p>
     <w:p>
@@ -46,7 +46,31 @@
         <w:pStyle w:val="Compact"/>
       </w:pPr>
       <w:r>
-        <w:t xml:space="preserve">Conversions implicites versus explicites</w:t>
+        <w:t xml:space="preserve">Types scalaires (int, float, bool, str)</w:t>
+      </w:r>
+    </w:p>
+    <w:p>
+      <w:pPr>
+        <w:numPr>
+          <w:ilvl w:val="0"/>
+          <w:numId w:val="1001"/>
+        </w:numPr>
+        <w:pStyle w:val="Compact"/>
+      </w:pPr>
+      <w:r>
+        <w:t xml:space="preserve">Types agrégés (list, tuple, dict, set)</w:t>
+      </w:r>
+    </w:p>
+    <w:p>
+      <w:pPr>
+        <w:numPr>
+          <w:ilvl w:val="0"/>
+          <w:numId w:val="1001"/>
+        </w:numPr>
+        <w:pStyle w:val="Compact"/>
+      </w:pPr>
+      <w:r>
+        <w:t xml:space="preserve">Valeurs littérales et portée des variables (locale, globale)</w:t>
       </w:r>
     </w:p>
     <w:p>
@@ -56,13 +80,13 @@
         </w:pict>
       </w:r>
     </w:p>
-    <w:bookmarkStart w:id="20" w:name="casting-et-conversion"/>
+    <w:bookmarkStart w:id="20" w:name="déclaration-de-variables"/>
     <w:p>
       <w:pPr>
         <w:pStyle w:val="Heading2"/>
       </w:pPr>
       <w:r>
-        <w:t xml:space="preserve">Casting et conversion</w:t>
+        <w:t xml:space="preserve">Déclaration de variables</w:t>
       </w:r>
     </w:p>
     <w:p>
@@ -70,7 +94,7 @@
         <w:pStyle w:val="FirstParagraph"/>
       </w:pPr>
       <w:r>
-        <w:t xml:space="preserve">Le casting consiste à transformer explicitement une valeur d’un type donné vers un autre type (par exemple d’une chaîne de caractères vers un entier). Cette opération est indispensable pour manipuler des données textuelles provenant d’interfaces ou de fichiers.</w:t>
+        <w:t xml:space="preserve">En Python, la déclaration d’une variable se fait simplement par affectation d’une valeur à un nom, sans nécessiter de typage explicite préalable. Le type est déduit dynamiquement par l’interpréteur lors de l’exécution.</w:t>
       </w:r>
     </w:p>
     <w:p>
@@ -81,7 +105,7 @@
         <w:rPr>
           <w:rStyle w:val="CommentTok"/>
         </w:rPr>
-        <w:t xml:space="preserve"># Conversion explicite d'une chaîne en entier</w:t>
+        <w:t xml:space="preserve"># Déclaration et initialisation de variables de types différents</w:t>
       </w:r>
       <w:r>
         <w:br/>
@@ -90,7 +114,7 @@
         <w:rPr>
           <w:rStyle w:val="NormalTok"/>
         </w:rPr>
-        <w:t xml:space="preserve">saisie_utilisateur </w:t>
+        <w:t xml:space="preserve">age </w:t>
       </w:r>
       <w:r>
         <w:rPr>
@@ -106,50 +130,89 @@
       </w:r>
       <w:r>
         <w:rPr>
+          <w:rStyle w:val="DecValTok"/>
+        </w:rPr>
+        <w:t xml:space="preserve">42</w:t>
+      </w:r>
+      <w:r>
+        <w:rPr>
+          <w:rStyle w:val="NormalTok"/>
+        </w:rPr>
+        <w:t xml:space="preserve">          </w:t>
+      </w:r>
+      <w:r>
+        <w:rPr>
+          <w:rStyle w:val="CommentTok"/>
+        </w:rPr>
+        <w:t xml:space="preserve"># Un entier (int)</w:t>
+      </w:r>
+      <w:r>
+        <w:br/>
+      </w:r>
+      <w:r>
+        <w:rPr>
+          <w:rStyle w:val="NormalTok"/>
+        </w:rPr>
+        <w:t xml:space="preserve">nom </w:t>
+      </w:r>
+      <w:r>
+        <w:rPr>
+          <w:rStyle w:val="OperatorTok"/>
+        </w:rPr>
+        <w:t xml:space="preserve">=</w:t>
+      </w:r>
+      <w:r>
+        <w:rPr>
+          <w:rStyle w:val="NormalTok"/>
+        </w:rPr>
+        <w:t xml:space="preserve"> </w:t>
+      </w:r>
+      <w:r>
+        <w:rPr>
           <w:rStyle w:val="StringTok"/>
         </w:rPr>
-        <w:t xml:space="preserve">"25"</w:t>
-      </w:r>
-      <w:r>
-        <w:br/>
-      </w:r>
-      <w:r>
-        <w:rPr>
-          <w:rStyle w:val="NormalTok"/>
-        </w:rPr>
-        <w:t xml:space="preserve">age </w:t>
-      </w:r>
-      <w:r>
-        <w:rPr>
-          <w:rStyle w:val="OperatorTok"/>
-        </w:rPr>
-        <w:t xml:space="preserve">=</w:t>
-      </w:r>
-      <w:r>
-        <w:rPr>
-          <w:rStyle w:val="NormalTok"/>
-        </w:rPr>
+        <w:t xml:space="preserve">"Alice"</w:t>
+      </w:r>
+      <w:r>
+        <w:rPr>
+          <w:rStyle w:val="NormalTok"/>
+        </w:rPr>
+        <w:t xml:space="preserve">     </w:t>
+      </w:r>
+      <w:r>
+        <w:rPr>
+          <w:rStyle w:val="CommentTok"/>
+        </w:rPr>
+        <w:t xml:space="preserve"># Une chaîne de caractères (str)</w:t>
+      </w:r>
+    </w:p>
+    <w:p>
+      <w:pPr>
+        <w:pStyle w:val="BlockText"/>
+      </w:pPr>
+      <w:r>
+        <w:t xml:space="preserve">💡 Le nom d’une variable doit commencer par une lettre ou un tiret bas (</w:t>
+      </w:r>
+      <w:r>
+        <w:rPr>
+          <w:rStyle w:val="VerbatimChar"/>
+        </w:rPr>
+        <w:t xml:space="preserve">_</w:t>
+      </w:r>
+      <w:r>
+        <w:t xml:space="preserve">) et ne peut pas utiliser un mot-clé réservé du langage (comme</w:t>
+      </w:r>
+      <w:r>
         <w:t xml:space="preserve"> </w:t>
       </w:r>
       <w:r>
         <w:rPr>
-          <w:rStyle w:val="BuiltInTok"/>
-        </w:rPr>
-        <w:t xml:space="preserve">int</w:t>
-      </w:r>
-      <w:r>
-        <w:rPr>
-          <w:rStyle w:val="NormalTok"/>
-        </w:rPr>
-        <w:t xml:space="preserve">(saisie_utilisateur)</w:t>
-      </w:r>
-    </w:p>
-    <w:p>
-      <w:pPr>
-        <w:pStyle w:val="BlockText"/>
-      </w:pPr>
-      <w:r>
-        <w:t xml:space="preserve">💡 Assurez-vous que le contenu de la chaîne est syntaxiquement convertible avant d’appliquer une fonction de casting, sous peine de déclencher une exception de type</w:t>
+          <w:rStyle w:val="VerbatimChar"/>
+        </w:rPr>
+        <w:t xml:space="preserve">if</w:t>
+      </w:r>
+      <w:r>
+        <w:t xml:space="preserve">,</w:t>
       </w:r>
       <w:r>
         <w:t xml:space="preserve"> </w:t>
@@ -158,10 +221,22 @@
         <w:rPr>
           <w:rStyle w:val="VerbatimChar"/>
         </w:rPr>
-        <w:t xml:space="preserve">ValueError</w:t>
-      </w:r>
-      <w:r>
-        <w:t xml:space="preserve">.</w:t>
+        <w:t xml:space="preserve">def</w:t>
+      </w:r>
+      <w:r>
+        <w:t xml:space="preserve">,</w:t>
+      </w:r>
+      <w:r>
+        <w:t xml:space="preserve"> </w:t>
+      </w:r>
+      <w:r>
+        <w:rPr>
+          <w:rStyle w:val="VerbatimChar"/>
+        </w:rPr>
+        <w:t xml:space="preserve">class</w:t>
+      </w:r>
+      <w:r>
+        <w:t xml:space="preserve">).</w:t>
       </w:r>
     </w:p>
     <w:p>
@@ -172,13 +247,13 @@
       </w:r>
     </w:p>
     <w:bookmarkEnd w:id="20"/>
-    <w:bookmarkStart w:id="21" w:name="conversions-implicites-vs-explicites"/>
+    <w:bookmarkStart w:id="21" w:name="X41297b95cba822bc3c2e90473df7c8959ed3415"/>
     <w:p>
       <w:pPr>
         <w:pStyle w:val="Heading2"/>
       </w:pPr>
       <w:r>
-        <w:t xml:space="preserve">Conversions implicites vs explicites</w:t>
+        <w:t xml:space="preserve">Types de données scalaires - int, float, bool, str</w:t>
       </w:r>
     </w:p>
     <w:p>
@@ -186,120 +261,87 @@
         <w:pStyle w:val="FirstParagraph"/>
       </w:pPr>
       <w:r>
-        <w:t xml:space="preserve">Python réalise parfois des conversions implicites automatiques sans intervention du développeur pour éviter les pertes de données, tandis que les conversions explicites exigent l’appel direct à des fonctions dédiées comme</w:t>
-      </w:r>
-      <w:r>
+        <w:t xml:space="preserve">Les types scalaires représentent des valeurs uniques et atomiques, non décomposables en sous-éléments. Ils constituent la base de toute manipulation numérique, textuelle ou logique.</w:t>
+      </w:r>
+    </w:p>
+    <w:p>
+      <w:pPr>
+        <w:pStyle w:val="SourceCode"/>
+      </w:pPr>
+      <w:r>
+        <w:rPr>
+          <w:rStyle w:val="NormalTok"/>
+        </w:rPr>
+        <w:t xml:space="preserve">temperature </w:t>
+      </w:r>
+      <w:r>
+        <w:rPr>
+          <w:rStyle w:val="OperatorTok"/>
+        </w:rPr>
+        <w:t xml:space="preserve">=</w:t>
+      </w:r>
+      <w:r>
+        <w:rPr>
+          <w:rStyle w:val="NormalTok"/>
+        </w:rPr>
         <w:t xml:space="preserve"> </w:t>
       </w:r>
       <w:r>
         <w:rPr>
-          <w:rStyle w:val="VerbatimChar"/>
-        </w:rPr>
-        <w:t xml:space="preserve">int()</w:t>
-      </w:r>
-      <w:r>
-        <w:t xml:space="preserve">,</w:t>
-      </w:r>
-      <w:r>
+          <w:rStyle w:val="FloatTok"/>
+        </w:rPr>
+        <w:t xml:space="preserve">23.5</w:t>
+      </w:r>
+      <w:r>
+        <w:rPr>
+          <w:rStyle w:val="NormalTok"/>
+        </w:rPr>
+        <w:t xml:space="preserve">    </w:t>
+      </w:r>
+      <w:r>
+        <w:rPr>
+          <w:rStyle w:val="CommentTok"/>
+        </w:rPr>
+        <w:t xml:space="preserve"># Flottant (float) pour les décimaux</w:t>
+      </w:r>
+      <w:r>
+        <w:br/>
+      </w:r>
+      <w:r>
+        <w:rPr>
+          <w:rStyle w:val="NormalTok"/>
+        </w:rPr>
+        <w:t xml:space="preserve">est_valide </w:t>
+      </w:r>
+      <w:r>
+        <w:rPr>
+          <w:rStyle w:val="OperatorTok"/>
+        </w:rPr>
+        <w:t xml:space="preserve">=</w:t>
+      </w:r>
+      <w:r>
+        <w:rPr>
+          <w:rStyle w:val="NormalTok"/>
+        </w:rPr>
         <w:t xml:space="preserve"> </w:t>
       </w:r>
       <w:r>
         <w:rPr>
-          <w:rStyle w:val="VerbatimChar"/>
-        </w:rPr>
-        <w:t xml:space="preserve">float()</w:t>
-      </w:r>
-      <w:r>
-        <w:t xml:space="preserve"> </w:t>
-      </w:r>
-      <w:r>
-        <w:t xml:space="preserve">ou</w:t>
-      </w:r>
-      <w:r>
-        <w:t xml:space="preserve"> </w:t>
-      </w:r>
-      <w:r>
-        <w:rPr>
-          <w:rStyle w:val="VerbatimChar"/>
-        </w:rPr>
-        <w:t xml:space="preserve">str()</w:t>
-      </w:r>
-      <w:r>
-        <w:t xml:space="preserve">.</w:t>
-      </w:r>
-    </w:p>
-    <w:p>
-      <w:pPr>
-        <w:pStyle w:val="SourceCode"/>
-      </w:pPr>
+          <w:rStyle w:val="VariableTok"/>
+        </w:rPr>
+        <w:t xml:space="preserve">True</w:t>
+      </w:r>
+      <w:r>
+        <w:rPr>
+          <w:rStyle w:val="NormalTok"/>
+        </w:rPr>
+        <w:t xml:space="preserve">     </w:t>
+      </w:r>
       <w:r>
         <w:rPr>
           <w:rStyle w:val="CommentTok"/>
         </w:rPr>
-        <w:t xml:space="preserve"># Conversion implicite d'un entier en flottant lors d'une opération mixte</w:t>
-      </w:r>
-      <w:r>
-        <w:br/>
-      </w:r>
-      <w:r>
-        <w:rPr>
-          <w:rStyle w:val="NormalTok"/>
-        </w:rPr>
-        <w:t xml:space="preserve">resultat </w:t>
-      </w:r>
-      <w:r>
-        <w:rPr>
-          <w:rStyle w:val="OperatorTok"/>
-        </w:rPr>
-        <w:t xml:space="preserve">=</w:t>
-      </w:r>
-      <w:r>
-        <w:rPr>
-          <w:rStyle w:val="NormalTok"/>
-        </w:rPr>
-        <w:t xml:space="preserve"> </w:t>
-      </w:r>
-      <w:r>
-        <w:rPr>
-          <w:rStyle w:val="DecValTok"/>
-        </w:rPr>
-        <w:t xml:space="preserve">3</w:t>
-      </w:r>
-      <w:r>
-        <w:rPr>
-          <w:rStyle w:val="NormalTok"/>
-        </w:rPr>
-        <w:t xml:space="preserve"> </w:t>
-      </w:r>
-      <w:r>
-        <w:rPr>
-          <w:rStyle w:val="OperatorTok"/>
-        </w:rPr>
-        <w:t xml:space="preserve">+</w:t>
-      </w:r>
-      <w:r>
-        <w:rPr>
-          <w:rStyle w:val="NormalTok"/>
-        </w:rPr>
-        <w:t xml:space="preserve"> </w:t>
-      </w:r>
-      <w:r>
-        <w:rPr>
-          <w:rStyle w:val="FloatTok"/>
-        </w:rPr>
-        <w:t xml:space="preserve">4.5</w:t>
-      </w:r>
-      <w:r>
-        <w:rPr>
-          <w:rStyle w:val="NormalTok"/>
-        </w:rPr>
-        <w:t xml:space="preserve">  </w:t>
-      </w:r>
-      <w:r>
-        <w:rPr>
-          <w:rStyle w:val="CommentTok"/>
-        </w:rPr>
-        <w:t xml:space="preserve"># L'entier 3 est converti implicitement en 3.0 (résultat : 7.5)</w:t>
+        <w:t xml:space="preserve"># Booléen (bool) valant True ou False</w:t>
       </w:r>
     </w:p>
     <w:p>
@@ -307,7 +349,7 @@
         <w:pStyle w:val="BlockText"/>
       </w:pPr>
       <w:r>
-        <w:t xml:space="preserve">💡 Privilégiez toujours les conversions explicites pour rendre votre code prévisible et éviter les ambiguïtés de calcul entre types numériques.</w:t>
+        <w:t xml:space="preserve">💡 Utilisez toujours des noms explicites pour vos variables scalaires afin d’améliorer la lisibilité immédiate du code par l’équipe projet.</w:t>
       </w:r>
     </w:p>
     <w:p>
@@ -318,12 +360,456 @@
       </w:r>
     </w:p>
     <w:bookmarkEnd w:id="21"/>
-    <w:bookmarkStart w:id="22" w:name="exemple-de-synthèse"/>
+    <w:bookmarkStart w:id="22" w:name="X1af01efb8fd08d3089c4b8335270ba36b72e472"/>
     <w:p>
       <w:pPr>
         <w:pStyle w:val="Heading2"/>
       </w:pPr>
       <w:r>
+        <w:t xml:space="preserve">Types de données aggrégés - list, tuple, dict, set</w:t>
+      </w:r>
+    </w:p>
+    <w:p>
+      <w:pPr>
+        <w:pStyle w:val="FirstParagraph"/>
+      </w:pPr>
+      <w:r>
+        <w:t xml:space="preserve">Les types agrégés permettent de regrouper plusieurs valeurs au sein d’une seule structure de données en mémoire. Leur choix dépend de la nécessité d’ordre, de modification ou d’unicité des éléments.</w:t>
+      </w:r>
+    </w:p>
+    <w:p>
+      <w:pPr>
+        <w:pStyle w:val="SourceCode"/>
+      </w:pPr>
+      <w:r>
+        <w:rPr>
+          <w:rStyle w:val="NormalTok"/>
+        </w:rPr>
+        <w:t xml:space="preserve">utilisateurs </w:t>
+      </w:r>
+      <w:r>
+        <w:rPr>
+          <w:rStyle w:val="OperatorTok"/>
+        </w:rPr>
+        <w:t xml:space="preserve">=</w:t>
+      </w:r>
+      <w:r>
+        <w:rPr>
+          <w:rStyle w:val="NormalTok"/>
+        </w:rPr>
+        <w:t xml:space="preserve"> [</w:t>
+      </w:r>
+      <w:r>
+        <w:rPr>
+          <w:rStyle w:val="StringTok"/>
+        </w:rPr>
+        <w:t xml:space="preserve">"Alice"</w:t>
+      </w:r>
+      <w:r>
+        <w:rPr>
+          <w:rStyle w:val="NormalTok"/>
+        </w:rPr>
+        <w:t xml:space="preserve">, </w:t>
+      </w:r>
+      <w:r>
+        <w:rPr>
+          <w:rStyle w:val="StringTok"/>
+        </w:rPr>
+        <w:t xml:space="preserve">"Bob"</w:t>
+      </w:r>
+      <w:r>
+        <w:rPr>
+          <w:rStyle w:val="NormalTok"/>
+        </w:rPr>
+        <w:t xml:space="preserve">, </w:t>
+      </w:r>
+      <w:r>
+        <w:rPr>
+          <w:rStyle w:val="StringTok"/>
+        </w:rPr>
+        <w:t xml:space="preserve">"Charlie"</w:t>
+      </w:r>
+      <w:r>
+        <w:rPr>
+          <w:rStyle w:val="NormalTok"/>
+        </w:rPr>
+        <w:t xml:space="preserve">]  </w:t>
+      </w:r>
+      <w:r>
+        <w:rPr>
+          <w:rStyle w:val="CommentTok"/>
+        </w:rPr>
+        <w:t xml:space="preserve"># Liste modifiable (list)</w:t>
+      </w:r>
+      <w:r>
+        <w:br/>
+      </w:r>
+      <w:r>
+        <w:rPr>
+          <w:rStyle w:val="NormalTok"/>
+        </w:rPr>
+        <w:t xml:space="preserve">coordonnees </w:t>
+      </w:r>
+      <w:r>
+        <w:rPr>
+          <w:rStyle w:val="OperatorTok"/>
+        </w:rPr>
+        <w:t xml:space="preserve">=</w:t>
+      </w:r>
+      <w:r>
+        <w:rPr>
+          <w:rStyle w:val="NormalTok"/>
+        </w:rPr>
+        <w:t xml:space="preserve"> (</w:t>
+      </w:r>
+      <w:r>
+        <w:rPr>
+          <w:rStyle w:val="FloatTok"/>
+        </w:rPr>
+        <w:t xml:space="preserve">10.0</w:t>
+      </w:r>
+      <w:r>
+        <w:rPr>
+          <w:rStyle w:val="NormalTok"/>
+        </w:rPr>
+        <w:t xml:space="preserve">, </w:t>
+      </w:r>
+      <w:r>
+        <w:rPr>
+          <w:rStyle w:val="FloatTok"/>
+        </w:rPr>
+        <w:t xml:space="preserve">20.0</w:t>
+      </w:r>
+      <w:r>
+        <w:rPr>
+          <w:rStyle w:val="NormalTok"/>
+        </w:rPr>
+        <w:t xml:space="preserve">)                  </w:t>
+      </w:r>
+      <w:r>
+        <w:rPr>
+          <w:rStyle w:val="CommentTok"/>
+        </w:rPr>
+        <w:t xml:space="preserve"># Tuple immuable (tuple)</w:t>
+      </w:r>
+    </w:p>
+    <w:p>
+      <w:pPr>
+        <w:pStyle w:val="BlockText"/>
+      </w:pPr>
+      <w:r>
+        <w:t xml:space="preserve">💡 Privilégiez les tuples pour des données fixes qui ne doivent pas être altérées au cours de l’exécution du programme, garantissant ainsi l’intégrité des structures.</w:t>
+      </w:r>
+    </w:p>
+    <w:p>
+      <w:r>
+        <w:pict>
+          <v:rect style="width:0;height:1.5pt" o:hralign="center" o:hrstd="t" o:hr="t"/>
+        </w:pict>
+      </w:r>
+    </w:p>
+    <w:bookmarkEnd w:id="22"/>
+    <w:bookmarkStart w:id="23" w:name="valeurs-littérales"/>
+    <w:p>
+      <w:pPr>
+        <w:pStyle w:val="Heading2"/>
+      </w:pPr>
+      <w:r>
+        <w:t xml:space="preserve">Valeurs littérales</w:t>
+      </w:r>
+    </w:p>
+    <w:p>
+      <w:pPr>
+        <w:pStyle w:val="FirstParagraph"/>
+      </w:pPr>
+      <w:r>
+        <w:t xml:space="preserve">Une valeur littérale correspond à la représentation directe d’une donnée constante inscrite textuellement dans le code source du programme. Elle permet d’assigner des valeurs figées sans calcul préalable.</w:t>
+      </w:r>
+    </w:p>
+    <w:p>
+      <w:pPr>
+        <w:pStyle w:val="SourceCode"/>
+      </w:pPr>
+      <w:r>
+        <w:rPr>
+          <w:rStyle w:val="NormalTok"/>
+        </w:rPr>
+        <w:t xml:space="preserve">seuil_maximal </w:t>
+      </w:r>
+      <w:r>
+        <w:rPr>
+          <w:rStyle w:val="OperatorTok"/>
+        </w:rPr>
+        <w:t xml:space="preserve">=</w:t>
+      </w:r>
+      <w:r>
+        <w:rPr>
+          <w:rStyle w:val="NormalTok"/>
+        </w:rPr>
+        <w:t xml:space="preserve"> </w:t>
+      </w:r>
+      <w:r>
+        <w:rPr>
+          <w:rStyle w:val="DecValTok"/>
+        </w:rPr>
+        <w:t xml:space="preserve">100</w:t>
+      </w:r>
+      <w:r>
+        <w:rPr>
+          <w:rStyle w:val="NormalTok"/>
+        </w:rPr>
+        <w:t xml:space="preserve">        </w:t>
+      </w:r>
+      <w:r>
+        <w:rPr>
+          <w:rStyle w:val="CommentTok"/>
+        </w:rPr>
+        <w:t xml:space="preserve"># 100 est une valeur littérale entière</w:t>
+      </w:r>
+      <w:r>
+        <w:br/>
+      </w:r>
+      <w:r>
+        <w:rPr>
+          <w:rStyle w:val="NormalTok"/>
+        </w:rPr>
+        <w:t xml:space="preserve">message_erreur </w:t>
+      </w:r>
+      <w:r>
+        <w:rPr>
+          <w:rStyle w:val="OperatorTok"/>
+        </w:rPr>
+        <w:t xml:space="preserve">=</w:t>
+      </w:r>
+      <w:r>
+        <w:rPr>
+          <w:rStyle w:val="NormalTok"/>
+        </w:rPr>
+        <w:t xml:space="preserve"> </w:t>
+      </w:r>
+      <w:r>
+        <w:rPr>
+          <w:rStyle w:val="StringTok"/>
+        </w:rPr>
+        <w:t xml:space="preserve">"Erreur 404"</w:t>
+      </w:r>
+      <w:r>
+        <w:rPr>
+          <w:rStyle w:val="NormalTok"/>
+        </w:rPr>
+        <w:t xml:space="preserve">  </w:t>
+      </w:r>
+      <w:r>
+        <w:rPr>
+          <w:rStyle w:val="CommentTok"/>
+        </w:rPr>
+        <w:t xml:space="preserve"># La chaîne est une valeur littérale textuelle</w:t>
+      </w:r>
+    </w:p>
+    <w:p>
+      <w:pPr>
+        <w:pStyle w:val="BlockText"/>
+      </w:pPr>
+      <w:r>
+        <w:t xml:space="preserve">💡 Évitez les</w:t>
+      </w:r>
+      <w:r>
+        <w:t xml:space="preserve"> </w:t>
+      </w:r>
+      <w:r>
+        <w:t xml:space="preserve">“</w:t>
+      </w:r>
+      <w:r>
+        <w:t xml:space="preserve">nombres magiques</w:t>
+      </w:r>
+      <w:r>
+        <w:t xml:space="preserve">”</w:t>
+      </w:r>
+      <w:r>
+        <w:t xml:space="preserve"> </w:t>
+      </w:r>
+      <w:r>
+        <w:t xml:space="preserve">en remplaçant les valeurs littérales numériques répétées par des constantes explicites en début de script.</w:t>
+      </w:r>
+    </w:p>
+    <w:p>
+      <w:r>
+        <w:pict>
+          <v:rect style="width:0;height:1.5pt" o:hralign="center" o:hrstd="t" o:hr="t"/>
+        </w:pict>
+      </w:r>
+    </w:p>
+    <w:bookmarkEnd w:id="23"/>
+    <w:bookmarkStart w:id="24" w:name="portée-de-variables---globale-locale"/>
+    <w:p>
+      <w:pPr>
+        <w:pStyle w:val="Heading2"/>
+      </w:pPr>
+      <w:r>
+        <w:t xml:space="preserve">Portée de variables - globale, locale</w:t>
+      </w:r>
+    </w:p>
+    <w:p>
+      <w:pPr>
+        <w:pStyle w:val="FirstParagraph"/>
+      </w:pPr>
+      <w:r>
+        <w:t xml:space="preserve">La portée d’une variable détermine la zone du code où cette variable est accessible en lecture et en écriture. Une variable locale n’existe que dans la fonction où elle est définie, tandis qu’une variable globale est accessible dans tout le module.</w:t>
+      </w:r>
+    </w:p>
+    <w:p>
+      <w:pPr>
+        <w:pStyle w:val="SourceCode"/>
+      </w:pPr>
+      <w:r>
+        <w:rPr>
+          <w:rStyle w:val="NormalTok"/>
+        </w:rPr>
+        <w:t xml:space="preserve">TAXE_GLOBALE </w:t>
+      </w:r>
+      <w:r>
+        <w:rPr>
+          <w:rStyle w:val="OperatorTok"/>
+        </w:rPr>
+        <w:t xml:space="preserve">=</w:t>
+      </w:r>
+      <w:r>
+        <w:rPr>
+          <w:rStyle w:val="NormalTok"/>
+        </w:rPr>
+        <w:t xml:space="preserve"> </w:t>
+      </w:r>
+      <w:r>
+        <w:rPr>
+          <w:rStyle w:val="FloatTok"/>
+        </w:rPr>
+        <w:t xml:space="preserve">0.20</w:t>
+      </w:r>
+      <w:r>
+        <w:rPr>
+          <w:rStyle w:val="NormalTok"/>
+        </w:rPr>
+        <w:t xml:space="preserve">  </w:t>
+      </w:r>
+      <w:r>
+        <w:rPr>
+          <w:rStyle w:val="CommentTok"/>
+        </w:rPr>
+        <w:t xml:space="preserve"># Variable globale</w:t>
+      </w:r>
+      <w:r>
+        <w:br/>
+      </w:r>
+      <w:r>
+        <w:br/>
+      </w:r>
+      <w:r>
+        <w:rPr>
+          <w:rStyle w:val="KeywordTok"/>
+        </w:rPr>
+        <w:t xml:space="preserve">def</w:t>
+      </w:r>
+      <w:r>
+        <w:rPr>
+          <w:rStyle w:val="NormalTok"/>
+        </w:rPr>
+        <w:t xml:space="preserve"> calculer_total(prix_ht):</w:t>
+      </w:r>
+      <w:r>
+        <w:br/>
+      </w:r>
+      <w:r>
+        <w:rPr>
+          <w:rStyle w:val="NormalTok"/>
+        </w:rPr>
+        <w:t xml:space="preserve">    tva </w:t>
+      </w:r>
+      <w:r>
+        <w:rPr>
+          <w:rStyle w:val="OperatorTok"/>
+        </w:rPr>
+        <w:t xml:space="preserve">=</w:t>
+      </w:r>
+      <w:r>
+        <w:rPr>
+          <w:rStyle w:val="NormalTok"/>
+        </w:rPr>
+        <w:t xml:space="preserve"> prix_ht </w:t>
+      </w:r>
+      <w:r>
+        <w:rPr>
+          <w:rStyle w:val="OperatorTok"/>
+        </w:rPr>
+        <w:t xml:space="preserve">*</w:t>
+      </w:r>
+      <w:r>
+        <w:rPr>
+          <w:rStyle w:val="NormalTok"/>
+        </w:rPr>
+        <w:t xml:space="preserve"> TAXE_GLOBALE  </w:t>
+      </w:r>
+      <w:r>
+        <w:rPr>
+          <w:rStyle w:val="CommentTok"/>
+        </w:rPr>
+        <w:t xml:space="preserve"># 'tva' est locale à la fonction</w:t>
+      </w:r>
+      <w:r>
+        <w:br/>
+      </w:r>
+      <w:r>
+        <w:rPr>
+          <w:rStyle w:val="NormalTok"/>
+        </w:rPr>
+        <w:t xml:space="preserve">    </w:t>
+      </w:r>
+      <w:r>
+        <w:rPr>
+          <w:rStyle w:val="ControlFlowTok"/>
+        </w:rPr>
+        <w:t xml:space="preserve">return</w:t>
+      </w:r>
+      <w:r>
+        <w:rPr>
+          <w:rStyle w:val="NormalTok"/>
+        </w:rPr>
+        <w:t xml:space="preserve"> prix_ht </w:t>
+      </w:r>
+      <w:r>
+        <w:rPr>
+          <w:rStyle w:val="OperatorTok"/>
+        </w:rPr>
+        <w:t xml:space="preserve">+</w:t>
+      </w:r>
+      <w:r>
+        <w:rPr>
+          <w:rStyle w:val="NormalTok"/>
+        </w:rPr>
+        <w:t xml:space="preserve"> tva</w:t>
+      </w:r>
+    </w:p>
+    <w:p>
+      <w:pPr>
+        <w:pStyle w:val="BlockText"/>
+      </w:pPr>
+      <w:r>
+        <w:t xml:space="preserve">💡 Limitez au maximum l’utilisation de variables globales pour éviter les effets de bord imprévisibles et faciliter la maintenance du code.</w:t>
+      </w:r>
+    </w:p>
+    <w:p>
+      <w:r>
+        <w:pict>
+          <v:rect style="width:0;height:1.5pt" o:hralign="center" o:hrstd="t" o:hr="t"/>
+        </w:pict>
+      </w:r>
+    </w:p>
+    <w:bookmarkEnd w:id="24"/>
+    <w:bookmarkStart w:id="25" w:name="exemple-de-synthèse"/>
+    <w:p>
+      <w:pPr>
+        <w:pStyle w:val="Heading2"/>
+      </w:pPr>
+      <w:r>
         <w:t xml:space="preserve">Exemple de synthèse</w:t>
       </w:r>
     </w:p>
@@ -335,7 +821,7 @@
         <w:rPr>
           <w:rStyle w:val="CommentTok"/>
         </w:rPr>
-        <w:t xml:space="preserve"># Programme complet illustrant le casting et la conversion de données</w:t>
+        <w:t xml:space="preserve"># Programme complet combinant variables, types scalaires, agrégés et portée</w:t>
       </w:r>
       <w:r>
         <w:br/>
@@ -344,7 +830,7 @@
         <w:rPr>
           <w:rStyle w:val="NormalTok"/>
         </w:rPr>
-        <w:t xml:space="preserve">prix_article_str </w:t>
+        <w:t xml:space="preserve">TAUX_REDUCTION </w:t>
       </w:r>
       <w:r>
         <w:rPr>
@@ -360,295 +846,430 @@
       </w:r>
       <w:r>
         <w:rPr>
+          <w:rStyle w:val="FloatTok"/>
+        </w:rPr>
+        <w:t xml:space="preserve">0.15</w:t>
+      </w:r>
+      <w:r>
+        <w:rPr>
+          <w:rStyle w:val="NormalTok"/>
+        </w:rPr>
+        <w:t xml:space="preserve">  </w:t>
+      </w:r>
+      <w:r>
+        <w:rPr>
+          <w:rStyle w:val="CommentTok"/>
+        </w:rPr>
+        <w:t xml:space="preserve"># Variable globale</w:t>
+      </w:r>
+      <w:r>
+        <w:br/>
+      </w:r>
+      <w:r>
+        <w:br/>
+      </w:r>
+      <w:r>
+        <w:rPr>
+          <w:rStyle w:val="KeywordTok"/>
+        </w:rPr>
+        <w:t xml:space="preserve">def</w:t>
+      </w:r>
+      <w:r>
+        <w:rPr>
+          <w:rStyle w:val="NormalTok"/>
+        </w:rPr>
+        <w:t xml:space="preserve"> traiter_commande(client, articles_prix):</w:t>
+      </w:r>
+      <w:r>
+        <w:br/>
+      </w:r>
+      <w:r>
+        <w:rPr>
+          <w:rStyle w:val="NormalTok"/>
+        </w:rPr>
+        <w:t xml:space="preserve">    </w:t>
+      </w:r>
+      <w:r>
+        <w:rPr>
+          <w:rStyle w:val="CommentTok"/>
+        </w:rPr>
+        <w:t xml:space="preserve">"""Calcule le montant total d'une commande avec application d'une réduction."""</w:t>
+      </w:r>
+      <w:r>
+        <w:br/>
+      </w:r>
+      <w:r>
+        <w:rPr>
+          <w:rStyle w:val="NormalTok"/>
+        </w:rPr>
+        <w:t xml:space="preserve">    total_brut </w:t>
+      </w:r>
+      <w:r>
+        <w:rPr>
+          <w:rStyle w:val="OperatorTok"/>
+        </w:rPr>
+        <w:t xml:space="preserve">=</w:t>
+      </w:r>
+      <w:r>
+        <w:rPr>
+          <w:rStyle w:val="NormalTok"/>
+        </w:rPr>
+        <w:t xml:space="preserve"> </w:t>
+      </w:r>
+      <w:r>
+        <w:rPr>
+          <w:rStyle w:val="BuiltInTok"/>
+        </w:rPr>
+        <w:t xml:space="preserve">sum</w:t>
+      </w:r>
+      <w:r>
+        <w:rPr>
+          <w:rStyle w:val="NormalTok"/>
+        </w:rPr>
+        <w:t xml:space="preserve">(articles_prix)           </w:t>
+      </w:r>
+      <w:r>
+        <w:rPr>
+          <w:rStyle w:val="CommentTok"/>
+        </w:rPr>
+        <w:t xml:space="preserve"># Utilisation d'un type agrégé (list)</w:t>
+      </w:r>
+      <w:r>
+        <w:br/>
+      </w:r>
+      <w:r>
+        <w:rPr>
+          <w:rStyle w:val="NormalTok"/>
+        </w:rPr>
+        <w:t xml:space="preserve">    est_fidele </w:t>
+      </w:r>
+      <w:r>
+        <w:rPr>
+          <w:rStyle w:val="OperatorTok"/>
+        </w:rPr>
+        <w:t xml:space="preserve">=</w:t>
+      </w:r>
+      <w:r>
+        <w:rPr>
+          <w:rStyle w:val="NormalTok"/>
+        </w:rPr>
+        <w:t xml:space="preserve"> </w:t>
+      </w:r>
+      <w:r>
+        <w:rPr>
+          <w:rStyle w:val="VariableTok"/>
+        </w:rPr>
+        <w:t xml:space="preserve">True</w:t>
+      </w:r>
+      <w:r>
+        <w:rPr>
+          <w:rStyle w:val="NormalTok"/>
+        </w:rPr>
+        <w:t xml:space="preserve">                         </w:t>
+      </w:r>
+      <w:r>
+        <w:rPr>
+          <w:rStyle w:val="CommentTok"/>
+        </w:rPr>
+        <w:t xml:space="preserve"># Type scalaire booléen</w:t>
+      </w:r>
+      <w:r>
+        <w:br/>
+      </w:r>
+      <w:r>
+        <w:rPr>
+          <w:rStyle w:val="NormalTok"/>
+        </w:rPr>
+        <w:t xml:space="preserve">    </w:t>
+      </w:r>
+      <w:r>
+        <w:br/>
+      </w:r>
+      <w:r>
+        <w:rPr>
+          <w:rStyle w:val="NormalTok"/>
+        </w:rPr>
+        <w:t xml:space="preserve">    </w:t>
+      </w:r>
+      <w:r>
+        <w:rPr>
+          <w:rStyle w:val="ControlFlowTok"/>
+        </w:rPr>
+        <w:t xml:space="preserve">if</w:t>
+      </w:r>
+      <w:r>
+        <w:rPr>
+          <w:rStyle w:val="NormalTok"/>
+        </w:rPr>
+        <w:t xml:space="preserve"> est_fidele:</w:t>
+      </w:r>
+      <w:r>
+        <w:br/>
+      </w:r>
+      <w:r>
+        <w:rPr>
+          <w:rStyle w:val="NormalTok"/>
+        </w:rPr>
+        <w:t xml:space="preserve">        montant_final </w:t>
+      </w:r>
+      <w:r>
+        <w:rPr>
+          <w:rStyle w:val="OperatorTok"/>
+        </w:rPr>
+        <w:t xml:space="preserve">=</w:t>
+      </w:r>
+      <w:r>
+        <w:rPr>
+          <w:rStyle w:val="NormalTok"/>
+        </w:rPr>
+        <w:t xml:space="preserve"> total_brut </w:t>
+      </w:r>
+      <w:r>
+        <w:rPr>
+          <w:rStyle w:val="OperatorTok"/>
+        </w:rPr>
+        <w:t xml:space="preserve">*</w:t>
+      </w:r>
+      <w:r>
+        <w:rPr>
+          <w:rStyle w:val="NormalTok"/>
+        </w:rPr>
+        <w:t xml:space="preserve"> (</w:t>
+      </w:r>
+      <w:r>
+        <w:rPr>
+          <w:rStyle w:val="DecValTok"/>
+        </w:rPr>
+        <w:t xml:space="preserve">1</w:t>
+      </w:r>
+      <w:r>
+        <w:rPr>
+          <w:rStyle w:val="NormalTok"/>
+        </w:rPr>
+        <w:t xml:space="preserve"> </w:t>
+      </w:r>
+      <w:r>
+        <w:rPr>
+          <w:rStyle w:val="OperatorTok"/>
+        </w:rPr>
+        <w:t xml:space="preserve">-</w:t>
+      </w:r>
+      <w:r>
+        <w:rPr>
+          <w:rStyle w:val="NormalTok"/>
+        </w:rPr>
+        <w:t xml:space="preserve"> TAUX_REDUCTION)  </w:t>
+      </w:r>
+      <w:r>
+        <w:rPr>
+          <w:rStyle w:val="CommentTok"/>
+        </w:rPr>
+        <w:t xml:space="preserve"># Variable locale</w:t>
+      </w:r>
+      <w:r>
+        <w:br/>
+      </w:r>
+      <w:r>
+        <w:rPr>
+          <w:rStyle w:val="NormalTok"/>
+        </w:rPr>
+        <w:t xml:space="preserve">    </w:t>
+      </w:r>
+      <w:r>
+        <w:rPr>
+          <w:rStyle w:val="ControlFlowTok"/>
+        </w:rPr>
+        <w:t xml:space="preserve">else</w:t>
+      </w:r>
+      <w:r>
+        <w:rPr>
+          <w:rStyle w:val="NormalTok"/>
+        </w:rPr>
+        <w:t xml:space="preserve">:</w:t>
+      </w:r>
+      <w:r>
+        <w:br/>
+      </w:r>
+      <w:r>
+        <w:rPr>
+          <w:rStyle w:val="NormalTok"/>
+        </w:rPr>
+        <w:t xml:space="preserve">        montant_final </w:t>
+      </w:r>
+      <w:r>
+        <w:rPr>
+          <w:rStyle w:val="OperatorTok"/>
+        </w:rPr>
+        <w:t xml:space="preserve">=</w:t>
+      </w:r>
+      <w:r>
+        <w:rPr>
+          <w:rStyle w:val="NormalTok"/>
+        </w:rPr>
+        <w:t xml:space="preserve"> total_brut</w:t>
+      </w:r>
+      <w:r>
+        <w:br/>
+      </w:r>
+      <w:r>
+        <w:rPr>
+          <w:rStyle w:val="NormalTok"/>
+        </w:rPr>
+        <w:t xml:space="preserve">        </w:t>
+      </w:r>
+      <w:r>
+        <w:br/>
+      </w:r>
+      <w:r>
+        <w:rPr>
+          <w:rStyle w:val="NormalTok"/>
+        </w:rPr>
+        <w:t xml:space="preserve">    </w:t>
+      </w:r>
+      <w:r>
+        <w:rPr>
+          <w:rStyle w:val="ControlFlowTok"/>
+        </w:rPr>
+        <w:t xml:space="preserve">return</w:t>
+      </w:r>
+      <w:r>
+        <w:rPr>
+          <w:rStyle w:val="NormalTok"/>
+        </w:rPr>
+        <w:t xml:space="preserve"> </w:t>
+      </w:r>
+      <w:r>
+        <w:rPr>
+          <w:rStyle w:val="SpecialStringTok"/>
+        </w:rPr>
+        <w:t xml:space="preserve">f"Client : </w:t>
+      </w:r>
+      <w:r>
+        <w:rPr>
+          <w:rStyle w:val="SpecialCharTok"/>
+        </w:rPr>
+        <w:t xml:space="preserve">{</w:t>
+      </w:r>
+      <w:r>
+        <w:rPr>
+          <w:rStyle w:val="NormalTok"/>
+        </w:rPr>
+        <w:t xml:space="preserve">client</w:t>
+      </w:r>
+      <w:r>
+        <w:rPr>
+          <w:rStyle w:val="SpecialCharTok"/>
+        </w:rPr>
+        <w:t xml:space="preserve">}</w:t>
+      </w:r>
+      <w:r>
+        <w:rPr>
+          <w:rStyle w:val="SpecialStringTok"/>
+        </w:rPr>
+        <w:t xml:space="preserve"> | Total à payer : </w:t>
+      </w:r>
+      <w:r>
+        <w:rPr>
+          <w:rStyle w:val="SpecialCharTok"/>
+        </w:rPr>
+        <w:t xml:space="preserve">{</w:t>
+      </w:r>
+      <w:r>
+        <w:rPr>
+          <w:rStyle w:val="NormalTok"/>
+        </w:rPr>
+        <w:t xml:space="preserve">montant_final</w:t>
+      </w:r>
+      <w:r>
+        <w:rPr>
+          <w:rStyle w:val="SpecialCharTok"/>
+        </w:rPr>
+        <w:t xml:space="preserve">}</w:t>
+      </w:r>
+      <w:r>
+        <w:rPr>
+          <w:rStyle w:val="SpecialStringTok"/>
+        </w:rPr>
+        <w:t xml:space="preserve">€"</w:t>
+      </w:r>
+      <w:r>
+        <w:br/>
+      </w:r>
+      <w:r>
+        <w:br/>
+      </w:r>
+      <w:r>
+        <w:rPr>
+          <w:rStyle w:val="CommentTok"/>
+        </w:rPr>
+        <w:t xml:space="preserve"># Appel de la fonction avec des valeurs littérales</w:t>
+      </w:r>
+      <w:r>
+        <w:br/>
+      </w:r>
+      <w:r>
+        <w:rPr>
+          <w:rStyle w:val="BuiltInTok"/>
+        </w:rPr>
+        <w:t xml:space="preserve">print</w:t>
+      </w:r>
+      <w:r>
+        <w:rPr>
+          <w:rStyle w:val="NormalTok"/>
+        </w:rPr>
+        <w:t xml:space="preserve">(traiter_commande(</w:t>
+      </w:r>
+      <w:r>
+        <w:rPr>
           <w:rStyle w:val="StringTok"/>
         </w:rPr>
-        <w:t xml:space="preserve">"49.99"</w:t>
-      </w:r>
-      <w:r>
-        <w:rPr>
-          <w:rStyle w:val="NormalTok"/>
-        </w:rPr>
-        <w:t xml:space="preserve">  </w:t>
-      </w:r>
-      <w:r>
-        <w:rPr>
-          <w:rStyle w:val="CommentTok"/>
-        </w:rPr>
-        <w:t xml:space="preserve"># Donnée brute sous forme de texte</w:t>
-      </w:r>
-      <w:r>
-        <w:br/>
-      </w:r>
-      <w:r>
-        <w:rPr>
-          <w:rStyle w:val="NormalTok"/>
-        </w:rPr>
-        <w:t xml:space="preserve">quantite_str </w:t>
-      </w:r>
-      <w:r>
-        <w:rPr>
-          <w:rStyle w:val="OperatorTok"/>
-        </w:rPr>
-        <w:t xml:space="preserve">=</w:t>
-      </w:r>
-      <w:r>
-        <w:rPr>
-          <w:rStyle w:val="NormalTok"/>
-        </w:rPr>
-        <w:t xml:space="preserve"> </w:t>
-      </w:r>
-      <w:r>
-        <w:rPr>
-          <w:rStyle w:val="StringTok"/>
-        </w:rPr>
-        <w:t xml:space="preserve">"3"</w:t>
-      </w:r>
-      <w:r>
-        <w:rPr>
-          <w:rStyle w:val="NormalTok"/>
-        </w:rPr>
-        <w:t xml:space="preserve">          </w:t>
-      </w:r>
-      <w:r>
-        <w:rPr>
-          <w:rStyle w:val="CommentTok"/>
-        </w:rPr>
-        <w:t xml:space="preserve"># Donnée brute sous forme de texte</w:t>
-      </w:r>
-      <w:r>
-        <w:br/>
-      </w:r>
-      <w:r>
-        <w:br/>
-      </w:r>
-      <w:r>
-        <w:rPr>
-          <w:rStyle w:val="CommentTok"/>
-        </w:rPr>
-        <w:t xml:space="preserve"># Conversions explicites pour permettre les calculs arithmétiques</w:t>
-      </w:r>
-      <w:r>
-        <w:br/>
-      </w:r>
-      <w:r>
-        <w:rPr>
-          <w:rStyle w:val="NormalTok"/>
-        </w:rPr>
-        <w:t xml:space="preserve">prix_unit </w:t>
-      </w:r>
-      <w:r>
-        <w:rPr>
-          <w:rStyle w:val="OperatorTok"/>
-        </w:rPr>
-        <w:t xml:space="preserve">=</w:t>
-      </w:r>
-      <w:r>
-        <w:rPr>
-          <w:rStyle w:val="NormalTok"/>
-        </w:rPr>
-        <w:t xml:space="preserve"> </w:t>
-      </w:r>
-      <w:r>
-        <w:rPr>
-          <w:rStyle w:val="BuiltInTok"/>
-        </w:rPr>
-        <w:t xml:space="preserve">float</w:t>
-      </w:r>
-      <w:r>
-        <w:rPr>
-          <w:rStyle w:val="NormalTok"/>
-        </w:rPr>
-        <w:t xml:space="preserve">(prix_article_str)</w:t>
-      </w:r>
-      <w:r>
-        <w:br/>
-      </w:r>
-      <w:r>
-        <w:rPr>
-          <w:rStyle w:val="NormalTok"/>
-        </w:rPr>
-        <w:t xml:space="preserve">quantite </w:t>
-      </w:r>
-      <w:r>
-        <w:rPr>
-          <w:rStyle w:val="OperatorTok"/>
-        </w:rPr>
-        <w:t xml:space="preserve">=</w:t>
-      </w:r>
-      <w:r>
-        <w:rPr>
-          <w:rStyle w:val="NormalTok"/>
-        </w:rPr>
-        <w:t xml:space="preserve"> </w:t>
-      </w:r>
-      <w:r>
-        <w:rPr>
-          <w:rStyle w:val="BuiltInTok"/>
-        </w:rPr>
-        <w:t xml:space="preserve">int</w:t>
-      </w:r>
-      <w:r>
-        <w:rPr>
-          <w:rStyle w:val="NormalTok"/>
-        </w:rPr>
-        <w:t xml:space="preserve">(quantite_str)</w:t>
-      </w:r>
-      <w:r>
-        <w:br/>
-      </w:r>
-      <w:r>
-        <w:br/>
-      </w:r>
-      <w:r>
-        <w:rPr>
-          <w:rStyle w:val="CommentTok"/>
-        </w:rPr>
-        <w:t xml:space="preserve"># Conversion implicite lors du calcul du sous-total</w:t>
-      </w:r>
-      <w:r>
-        <w:br/>
-      </w:r>
-      <w:r>
-        <w:rPr>
-          <w:rStyle w:val="NormalTok"/>
-        </w:rPr>
-        <w:t xml:space="preserve">sous_total </w:t>
-      </w:r>
-      <w:r>
-        <w:rPr>
-          <w:rStyle w:val="OperatorTok"/>
-        </w:rPr>
-        <w:t xml:space="preserve">=</w:t>
-      </w:r>
-      <w:r>
-        <w:rPr>
-          <w:rStyle w:val="NormalTok"/>
-        </w:rPr>
-        <w:t xml:space="preserve"> prix_unit </w:t>
-      </w:r>
-      <w:r>
-        <w:rPr>
-          <w:rStyle w:val="OperatorTok"/>
-        </w:rPr>
-        <w:t xml:space="preserve">*</w:t>
-      </w:r>
-      <w:r>
-        <w:rPr>
-          <w:rStyle w:val="NormalTok"/>
-        </w:rPr>
-        <w:t xml:space="preserve"> quantite  </w:t>
-      </w:r>
-      <w:r>
-        <w:rPr>
-          <w:rStyle w:val="CommentTok"/>
-        </w:rPr>
-        <w:t xml:space="preserve"># float * int donne un float</w:t>
-      </w:r>
-      <w:r>
-        <w:br/>
-      </w:r>
-      <w:r>
-        <w:br/>
-      </w:r>
-      <w:r>
-        <w:rPr>
-          <w:rStyle w:val="CommentTok"/>
-        </w:rPr>
-        <w:t xml:space="preserve"># Conversion explicite inverse pour concaténation textuelle dans le message final</w:t>
-      </w:r>
-      <w:r>
-        <w:br/>
-      </w:r>
-      <w:r>
-        <w:rPr>
-          <w:rStyle w:val="NormalTok"/>
-        </w:rPr>
-        <w:t xml:space="preserve">message </w:t>
-      </w:r>
-      <w:r>
-        <w:rPr>
-          <w:rStyle w:val="OperatorTok"/>
-        </w:rPr>
-        <w:t xml:space="preserve">=</w:t>
-      </w:r>
-      <w:r>
-        <w:rPr>
-          <w:rStyle w:val="NormalTok"/>
-        </w:rPr>
-        <w:t xml:space="preserve"> </w:t>
-      </w:r>
-      <w:r>
-        <w:rPr>
-          <w:rStyle w:val="StringTok"/>
-        </w:rPr>
-        <w:t xml:space="preserve">"Montant total à régler : "</w:t>
-      </w:r>
-      <w:r>
-        <w:rPr>
-          <w:rStyle w:val="NormalTok"/>
-        </w:rPr>
-        <w:t xml:space="preserve"> </w:t>
-      </w:r>
-      <w:r>
-        <w:rPr>
-          <w:rStyle w:val="OperatorTok"/>
-        </w:rPr>
-        <w:t xml:space="preserve">+</w:t>
-      </w:r>
-      <w:r>
-        <w:rPr>
-          <w:rStyle w:val="NormalTok"/>
-        </w:rPr>
-        <w:t xml:space="preserve"> </w:t>
-      </w:r>
-      <w:r>
-        <w:rPr>
-          <w:rStyle w:val="BuiltInTok"/>
-        </w:rPr>
-        <w:t xml:space="preserve">str</w:t>
-      </w:r>
-      <w:r>
-        <w:rPr>
-          <w:rStyle w:val="NormalTok"/>
-        </w:rPr>
-        <w:t xml:space="preserve">(sous_total) </w:t>
-      </w:r>
-      <w:r>
-        <w:rPr>
-          <w:rStyle w:val="OperatorTok"/>
-        </w:rPr>
-        <w:t xml:space="preserve">+</w:t>
-      </w:r>
-      <w:r>
-        <w:rPr>
-          <w:rStyle w:val="NormalTok"/>
-        </w:rPr>
-        <w:t xml:space="preserve"> </w:t>
-      </w:r>
-      <w:r>
-        <w:rPr>
-          <w:rStyle w:val="StringTok"/>
-        </w:rPr>
-        <w:t xml:space="preserve">" €"</w:t>
-      </w:r>
-      <w:r>
-        <w:br/>
-      </w:r>
-      <w:r>
-        <w:rPr>
-          <w:rStyle w:val="BuiltInTok"/>
-        </w:rPr>
-        <w:t xml:space="preserve">print</w:t>
-      </w:r>
-      <w:r>
-        <w:rPr>
-          <w:rStyle w:val="NormalTok"/>
-        </w:rPr>
-        <w:t xml:space="preserve">(message)</w:t>
-      </w:r>
-    </w:p>
-    <w:bookmarkEnd w:id="22"/>
-    <w:bookmarkStart w:id="23" w:name="exercices"/>
+        <w:t xml:space="preserve">"Karim"</w:t>
+      </w:r>
+      <w:r>
+        <w:rPr>
+          <w:rStyle w:val="NormalTok"/>
+        </w:rPr>
+        <w:t xml:space="preserve">, [</w:t>
+      </w:r>
+      <w:r>
+        <w:rPr>
+          <w:rStyle w:val="FloatTok"/>
+        </w:rPr>
+        <w:t xml:space="preserve">45.0</w:t>
+      </w:r>
+      <w:r>
+        <w:rPr>
+          <w:rStyle w:val="NormalTok"/>
+        </w:rPr>
+        <w:t xml:space="preserve">, </w:t>
+      </w:r>
+      <w:r>
+        <w:rPr>
+          <w:rStyle w:val="FloatTok"/>
+        </w:rPr>
+        <w:t xml:space="preserve">15.5</w:t>
+      </w:r>
+      <w:r>
+        <w:rPr>
+          <w:rStyle w:val="NormalTok"/>
+        </w:rPr>
+        <w:t xml:space="preserve">, </w:t>
+      </w:r>
+      <w:r>
+        <w:rPr>
+          <w:rStyle w:val="FloatTok"/>
+        </w:rPr>
+        <w:t xml:space="preserve">30.0</w:t>
+      </w:r>
+      <w:r>
+        <w:rPr>
+          <w:rStyle w:val="NormalTok"/>
+        </w:rPr>
+        <w:t xml:space="preserve">]))</w:t>
+      </w:r>
+    </w:p>
+    <w:bookmarkEnd w:id="25"/>
+    <w:bookmarkStart w:id="26" w:name="exercices"/>
     <w:p>
       <w:pPr>
         <w:pStyle w:val="Heading2"/>
@@ -676,7 +1297,16 @@
         <w:t xml:space="preserve"> </w:t>
       </w:r>
       <w:r>
-        <w:t xml:space="preserve">Écrivez un script qui prend une chaîne de caractères représentant un prix avec des décimales, la convertit en type</w:t>
+        <w:t xml:space="preserve">Écrivez un script qui déclare quatre variables de types scalaires différents (</w:t>
+      </w:r>
+      <w:r>
+        <w:rPr>
+          <w:rStyle w:val="VerbatimChar"/>
+        </w:rPr>
+        <w:t xml:space="preserve">int</w:t>
+      </w:r>
+      <w:r>
+        <w:t xml:space="preserve">,</w:t>
       </w:r>
       <w:r>
         <w:t xml:space="preserve"> </w:t>
@@ -688,7 +1318,7 @@
         <w:t xml:space="preserve">float</w:t>
       </w:r>
       <w:r>
-        <w:t xml:space="preserve">, lui applique une taxe de 20%, puis convertit le résultat final en</w:t>
+        <w:t xml:space="preserve">,</w:t>
       </w:r>
       <w:r>
         <w:t xml:space="preserve"> </w:t>
@@ -697,13 +1327,34 @@
         <w:rPr>
           <w:rStyle w:val="VerbatimChar"/>
         </w:rPr>
+        <w:t xml:space="preserve">bool</w:t>
+      </w:r>
+      <w:r>
+        <w:t xml:space="preserve">,</w:t>
+      </w:r>
+      <w:r>
+        <w:t xml:space="preserve"> </w:t>
+      </w:r>
+      <w:r>
+        <w:rPr>
+          <w:rStyle w:val="VerbatimChar"/>
+        </w:rPr>
         <w:t xml:space="preserve">str</w:t>
       </w:r>
       <w:r>
+        <w:t xml:space="preserve">), puis affichez le type de chacune d’elles à l’aide de la fonction</w:t>
+      </w:r>
+      <w:r>
         <w:t xml:space="preserve"> </w:t>
       </w:r>
       <w:r>
-        <w:t xml:space="preserve">pour l’afficher avec un message explicite.</w:t>
+        <w:rPr>
+          <w:rStyle w:val="VerbatimChar"/>
+        </w:rPr>
+        <w:t xml:space="preserve">type()</w:t>
+      </w:r>
+      <w:r>
+        <w:t xml:space="preserve">.</w:t>
       </w:r>
     </w:p>
     <w:p>
@@ -725,11 +1376,11 @@
         <w:t xml:space="preserve"> </w:t>
       </w:r>
       <w:r>
-        <w:t xml:space="preserve">Déclarez une variable entière et une variable flottante, effectuez une addition entre les deux, puis vérifiez et affichez le type de la variable résultante pour observer la conversion implicite de Python.</w:t>
-      </w:r>
-    </w:p>
-    <w:bookmarkEnd w:id="23"/>
-    <w:bookmarkEnd w:id="24"/>
+        <w:t xml:space="preserve">Créez une liste contenant les notes d’un étudiant, écrivez une fonction qui calcule la moyenne de ces notes, et stockez le résultat dans une variable locale avant de le retourner.</w:t>
+      </w:r>
+    </w:p>
+    <w:bookmarkEnd w:id="26"/>
+    <w:bookmarkEnd w:id="27"/>
     <w:sectPr/>
   </w:body>
 </w:document>

--- a/redaction/chapitre3/paragraphes.docx
+++ b/redaction/chapitre3/paragraphes.docx
@@ -6,6 +6,7 @@
     <w:p>
       <w:pPr>
         <w:pStyle w:val="Heading1"/>
+        <w:pageBreakBefore/>
       </w:pPr>
       <w:r>
         <w:t xml:space="preserve">Chapitre 1 : Définir et manipuler des données types en mémoire</w:t>
@@ -100,6 +101,14 @@
     <w:p>
       <w:pPr>
         <w:pStyle w:val="SourceCode"/>
+        <w:pBdr>
+          <w:top w:val="single" w:sz="6" w:space="8" w:color="9AA5B1"/>
+          <w:left w:val="single" w:sz="6" w:space="8" w:color="9AA5B1"/>
+          <w:bottom w:val="single" w:sz="6" w:space="8" w:color="9AA5B1"/>
+          <w:right w:val="single" w:sz="6" w:space="8" w:color="9AA5B1"/>
+        </w:pBdr>
+        <w:spacing w:before="120" w:after="120" w:line="240" w:lineRule="auto"/>
+        <w:ind w:left="180" w:right="180"/>
       </w:pPr>
       <w:r>
         <w:rPr>
@@ -189,6 +198,12 @@
     <w:p>
       <w:pPr>
         <w:pStyle w:val="BlockText"/>
+        <w:shd w:val="clear" w:color="auto" w:fill="EAF6FB"/>
+        <w:spacing w:before="100" w:after="100"/>
+        <w:ind w:left="180" w:right="180"/>
+        <w:pBdr>
+          <w:left w:val="single" w:sz="18" w:space="8" w:color="2980B9"/>
+        </w:pBdr>
       </w:pPr>
       <w:r>
         <w:t xml:space="preserve">💡 Le nom d’une variable doit commencer par une lettre ou un tiret bas (</w:t>
@@ -267,6 +282,14 @@
     <w:p>
       <w:pPr>
         <w:pStyle w:val="SourceCode"/>
+        <w:pBdr>
+          <w:top w:val="single" w:sz="6" w:space="8" w:color="9AA5B1"/>
+          <w:left w:val="single" w:sz="6" w:space="8" w:color="9AA5B1"/>
+          <w:bottom w:val="single" w:sz="6" w:space="8" w:color="9AA5B1"/>
+          <w:right w:val="single" w:sz="6" w:space="8" w:color="9AA5B1"/>
+        </w:pBdr>
+        <w:spacing w:before="120" w:after="120" w:line="240" w:lineRule="auto"/>
+        <w:ind w:left="180" w:right="180"/>
       </w:pPr>
       <w:r>
         <w:rPr>
@@ -347,6 +370,12 @@
     <w:p>
       <w:pPr>
         <w:pStyle w:val="BlockText"/>
+        <w:shd w:val="clear" w:color="auto" w:fill="EAF6FB"/>
+        <w:spacing w:before="100" w:after="100"/>
+        <w:ind w:left="180" w:right="180"/>
+        <w:pBdr>
+          <w:left w:val="single" w:sz="18" w:space="8" w:color="2980B9"/>
+        </w:pBdr>
       </w:pPr>
       <w:r>
         <w:t xml:space="preserve">💡 Utilisez toujours des noms explicites pour vos variables scalaires afin d’améliorer la lisibilité immédiate du code par l’équipe projet.</w:t>
@@ -380,6 +409,14 @@
     <w:p>
       <w:pPr>
         <w:pStyle w:val="SourceCode"/>
+        <w:pBdr>
+          <w:top w:val="single" w:sz="6" w:space="8" w:color="9AA5B1"/>
+          <w:left w:val="single" w:sz="6" w:space="8" w:color="9AA5B1"/>
+          <w:bottom w:val="single" w:sz="6" w:space="8" w:color="9AA5B1"/>
+          <w:right w:val="single" w:sz="6" w:space="8" w:color="9AA5B1"/>
+        </w:pBdr>
+        <w:spacing w:before="120" w:after="120" w:line="240" w:lineRule="auto"/>
+        <w:ind w:left="180" w:right="180"/>
       </w:pPr>
       <w:r>
         <w:rPr>
@@ -496,6 +533,12 @@
     <w:p>
       <w:pPr>
         <w:pStyle w:val="BlockText"/>
+        <w:shd w:val="clear" w:color="auto" w:fill="EAF6FB"/>
+        <w:spacing w:before="100" w:after="100"/>
+        <w:ind w:left="180" w:right="180"/>
+        <w:pBdr>
+          <w:left w:val="single" w:sz="18" w:space="8" w:color="2980B9"/>
+        </w:pBdr>
       </w:pPr>
       <w:r>
         <w:t xml:space="preserve">💡 Privilégiez les tuples pour des données fixes qui ne doivent pas être altérées au cours de l’exécution du programme, garantissant ainsi l’intégrité des structures.</w:t>
@@ -529,6 +572,14 @@
     <w:p>
       <w:pPr>
         <w:pStyle w:val="SourceCode"/>
+        <w:pBdr>
+          <w:top w:val="single" w:sz="6" w:space="8" w:color="9AA5B1"/>
+          <w:left w:val="single" w:sz="6" w:space="8" w:color="9AA5B1"/>
+          <w:bottom w:val="single" w:sz="6" w:space="8" w:color="9AA5B1"/>
+          <w:right w:val="single" w:sz="6" w:space="8" w:color="9AA5B1"/>
+        </w:pBdr>
+        <w:spacing w:before="120" w:after="120" w:line="240" w:lineRule="auto"/>
+        <w:ind w:left="180" w:right="180"/>
       </w:pPr>
       <w:r>
         <w:rPr>
@@ -609,6 +660,12 @@
     <w:p>
       <w:pPr>
         <w:pStyle w:val="BlockText"/>
+        <w:shd w:val="clear" w:color="auto" w:fill="EAF6FB"/>
+        <w:spacing w:before="100" w:after="100"/>
+        <w:ind w:left="180" w:right="180"/>
+        <w:pBdr>
+          <w:left w:val="single" w:sz="18" w:space="8" w:color="2980B9"/>
+        </w:pBdr>
       </w:pPr>
       <w:r>
         <w:t xml:space="preserve">💡 Évitez les</w:t>
@@ -660,6 +717,14 @@
     <w:p>
       <w:pPr>
         <w:pStyle w:val="SourceCode"/>
+        <w:pBdr>
+          <w:top w:val="single" w:sz="6" w:space="8" w:color="9AA5B1"/>
+          <w:left w:val="single" w:sz="6" w:space="8" w:color="9AA5B1"/>
+          <w:bottom w:val="single" w:sz="6" w:space="8" w:color="9AA5B1"/>
+          <w:right w:val="single" w:sz="6" w:space="8" w:color="9AA5B1"/>
+        </w:pBdr>
+        <w:spacing w:before="120" w:after="120" w:line="240" w:lineRule="auto"/>
+        <w:ind w:left="180" w:right="180"/>
       </w:pPr>
       <w:r>
         <w:rPr>
@@ -791,6 +856,12 @@
     <w:p>
       <w:pPr>
         <w:pStyle w:val="BlockText"/>
+        <w:shd w:val="clear" w:color="auto" w:fill="EAF6FB"/>
+        <w:spacing w:before="100" w:after="100"/>
+        <w:ind w:left="180" w:right="180"/>
+        <w:pBdr>
+          <w:left w:val="single" w:sz="18" w:space="8" w:color="2980B9"/>
+        </w:pBdr>
       </w:pPr>
       <w:r>
         <w:t xml:space="preserve">💡 Limitez au maximum l’utilisation de variables globales pour éviter les effets de bord imprévisibles et faciliter la maintenance du code.</w:t>
@@ -816,6 +887,14 @@
     <w:p>
       <w:pPr>
         <w:pStyle w:val="SourceCode"/>
+        <w:pBdr>
+          <w:top w:val="single" w:sz="6" w:space="8" w:color="9AA5B1"/>
+          <w:left w:val="single" w:sz="6" w:space="8" w:color="9AA5B1"/>
+          <w:bottom w:val="single" w:sz="6" w:space="8" w:color="9AA5B1"/>
+          <w:right w:val="single" w:sz="6" w:space="8" w:color="9AA5B1"/>
+        </w:pBdr>
+        <w:spacing w:before="120" w:after="120" w:line="240" w:lineRule="auto"/>
+        <w:ind w:left="180" w:right="180"/>
       </w:pPr>
       <w:r>
         <w:rPr>
@@ -1708,29 +1787,55 @@
   <w:style w:default="1" w:styleId="Normal" w:type="paragraph">
     <w:name w:val="Normal"/>
     <w:qFormat/>
+    <w:pPr>
+      <w:spacing w:line="300" w:lineRule="auto" w:after="160"/>
+    </w:pPr>
+    <w:rPr>
+      <w:rFonts w:ascii="Cambria" w:hAnsi="Cambria"/>
+      <w:color w:val="2F3542"/>
+      <w:sz w:val="23"/>
+    </w:rPr>
   </w:style>
   <w:style w:styleId="BodyText" w:type="paragraph">
     <w:name w:val="Body Text"/>
     <w:basedOn w:val="Normal"/>
     <w:link w:val="BodyTextChar"/>
     <w:pPr>
-      <w:spacing w:after="180" w:before="180"/>
+      <w:spacing w:after="160" w:before="180" w:line="300" w:lineRule="auto"/>
     </w:pPr>
     <w:qFormat/>
+    <w:rPr>
+      <w:rFonts w:ascii="Cambria" w:hAnsi="Cambria"/>
+      <w:color w:val="2F3542"/>
+      <w:sz w:val="23"/>
+    </w:rPr>
   </w:style>
   <w:style w:customStyle="1" w:styleId="FirstParagraph" w:type="paragraph">
     <w:name w:val="First Paragraph"/>
     <w:basedOn w:val="BodyText"/>
     <w:next w:val="BodyText"/>
     <w:qFormat/>
+    <w:pPr>
+      <w:spacing w:line="300" w:lineRule="auto" w:after="160"/>
+    </w:pPr>
+    <w:rPr>
+      <w:rFonts w:ascii="Cambria" w:hAnsi="Cambria"/>
+      <w:color w:val="2F3542"/>
+      <w:sz w:val="23"/>
+    </w:rPr>
   </w:style>
   <w:style w:customStyle="1" w:styleId="Compact" w:type="paragraph">
     <w:name w:val="Compact"/>
     <w:basedOn w:val="BodyText"/>
     <w:qFormat/>
     <w:pPr>
-      <w:spacing w:after="36" w:before="36"/>
+      <w:spacing w:after="160" w:before="36" w:line="300" w:lineRule="auto"/>
     </w:pPr>
+    <w:rPr>
+      <w:rFonts w:ascii="Cambria" w:hAnsi="Cambria"/>
+      <w:color w:val="2F3542"/>
+      <w:sz w:val="23"/>
+    </w:rPr>
   </w:style>
   <w:style w:styleId="Title" w:type="paragraph">
     <w:name w:val="Title"/>
@@ -1820,15 +1925,16 @@
     <w:pPr>
       <w:keepNext/>
       <w:keepLines/>
-      <w:spacing w:after="0" w:before="480"/>
+      <w:pageBreakBefore/>
+      <w:spacing w:after="360" w:before="0"/>
       <w:outlineLvl w:val="0"/>
     </w:pPr>
     <w:rPr>
-      <w:rFonts w:asciiTheme="majorHAnsi" w:cstheme="majorBidi" w:eastAsiaTheme="majorEastAsia" w:hAnsiTheme="majorHAnsi"/>
+      <w:rFonts w:asciiTheme="majorHAnsi" w:cstheme="majorBidi" w:eastAsiaTheme="majorEastAsia" w:hAnsiTheme="majorHAnsi" w:ascii="Calibri" w:hAnsi="Calibri"/>
       <w:b/>
       <w:bCs/>
-      <w:color w:themeColor="accent1" w:val="4F81BD"/>
-      <w:sz w:val="32"/>
+      <w:color w:val="2C3E50"/>
+      <w:sz w:val="52"/>
       <w:szCs w:val="32"/>
     </w:rPr>
   </w:style>
@@ -1842,15 +1948,15 @@
     <w:pPr>
       <w:keepNext/>
       <w:keepLines/>
-      <w:spacing w:after="0" w:before="200"/>
+      <w:spacing w:after="160" w:before="440"/>
       <w:outlineLvl w:val="1"/>
     </w:pPr>
     <w:rPr>
-      <w:rFonts w:asciiTheme="majorHAnsi" w:cstheme="majorBidi" w:eastAsiaTheme="majorEastAsia" w:hAnsiTheme="majorHAnsi"/>
+      <w:rFonts w:asciiTheme="majorHAnsi" w:cstheme="majorBidi" w:eastAsiaTheme="majorEastAsia" w:hAnsiTheme="majorHAnsi" w:ascii="Calibri" w:hAnsi="Calibri"/>
       <w:b/>
       <w:bCs/>
-      <w:color w:themeColor="accent1" w:val="4F81BD"/>
-      <w:sz w:val="28"/>
+      <w:color w:val="C0502D"/>
+      <w:sz w:val="30"/>
       <w:szCs w:val="28"/>
     </w:rPr>
   </w:style>
@@ -2010,6 +2116,12 @@
       <w:spacing w:after="100" w:before="100"/>
       <w:ind w:firstLine="0" w:left="480" w:right="480"/>
     </w:pPr>
+    <w:rPr>
+      <w:rFonts w:ascii="Calibri" w:hAnsi="Calibri"/>
+      <w:i/>
+      <w:color w:val="216E9C"/>
+      <w:sz w:val="22"/>
+    </w:rPr>
   </w:style>
   <w:style w:styleId="FootnoteText" w:type="paragraph">
     <w:name w:val="Footnote Text"/>
@@ -2161,6 +2273,11 @@
     <w:pPr>
       <w:wordWrap w:val="off"/>
     </w:pPr>
+    <w:rPr>
+      <w:rFonts w:ascii="Consolas" w:hAnsi="Consolas"/>
+      <w:color w:val="2F3542"/>
+      <w:sz w:val="19"/>
+    </w:rPr>
   </w:style>
   <w:style w:type="character" w:customStyle="1" w:styleId="KeywordTok">
     <w:name w:val="KeywordTok"/>

--- a/redaction/chapitre3/paragraphes.docx
+++ b/redaction/chapitre3/paragraphes.docx
@@ -2,14 +2,14 @@
 <file path=word/document.xml><?xml version="1.0" encoding="utf-8"?>
 <w:document xmlns:w="http://schemas.openxmlformats.org/wordprocessingml/2006/main" xmlns:m="http://schemas.openxmlformats.org/officeDocument/2006/math" xmlns:r="http://schemas.openxmlformats.org/officeDocument/2006/relationships" xmlns:o="urn:schemas-microsoft-com:office:office" xmlns:v="urn:schemas-microsoft-com:vml" xmlns:w10="urn:schemas-microsoft-com:office:word" xmlns:a="http://schemas.openxmlformats.org/drawingml/2006/main" xmlns:pic="http://schemas.openxmlformats.org/drawingml/2006/picture" xmlns:wp="http://schemas.openxmlformats.org/drawingml/2006/wordprocessingDrawing">
   <w:body>
-    <w:bookmarkStart w:id="27" w:name="Xacf515300d42073f6594dcd22615624451a20c4"/>
+    <w:bookmarkStart w:id="27" w:name="X194dbc3c2291cf63ee9b73c2acd843dd788dbf5"/>
     <w:p>
       <w:pPr>
         <w:pStyle w:val="Heading1"/>
         <w:pageBreakBefore/>
       </w:pPr>
       <w:r>
-        <w:t xml:space="preserve">Chapitre 1 : Définir et manipuler des données types en mémoire</w:t>
+        <w:t xml:space="preserve">Chapitre 3 : Définir et manipuler des données types en mémoire</w:t>
       </w:r>
     </w:p>
     <w:p>
@@ -875,7 +875,7 @@
       </w:r>
     </w:p>
     <w:bookmarkEnd w:id="24"/>
-    <w:bookmarkStart w:id="25" w:name="exemple-de-synthèse"/>
+    <w:bookmarkStart w:id="26" w:name="exemple-de-synthèse"/>
     <w:p>
       <w:pPr>
         <w:pStyle w:val="Heading2"/>
@@ -1347,14 +1347,13 @@
         <w:t xml:space="preserve">]))</w:t>
       </w:r>
     </w:p>
-    <w:bookmarkEnd w:id="25"/>
-    <w:bookmarkStart w:id="26" w:name="exercices"/>
-    <w:p>
-      <w:pPr>
-        <w:pStyle w:val="Heading2"/>
-      </w:pPr>
-      <w:r>
-        <w:t xml:space="preserve">Exercices</w:t>
+    <w:bookmarkStart w:id="25" w:name="exercices-de-fin-de-chapitre"/>
+    <w:p>
+      <w:pPr>
+        <w:pStyle w:val="Heading3"/>
+      </w:pPr>
+      <w:r>
+        <w:t xml:space="preserve">Exercices de fin de chapitre</w:t>
       </w:r>
     </w:p>
     <w:p>
@@ -1370,7 +1369,7 @@
           <w:bCs/>
           <w:b/>
         </w:rPr>
-        <w:t xml:space="preserve">Exercice 1 :</w:t>
+        <w:t xml:space="preserve">Exercice 1 : variables scalaires</w:t>
       </w:r>
       <w:r>
         <w:t xml:space="preserve"> </w:t>
@@ -1449,7 +1448,7 @@
           <w:bCs/>
           <w:b/>
         </w:rPr>
-        <w:t xml:space="preserve">Exercice 2 :</w:t>
+        <w:t xml:space="preserve">Exercice 2 : liste</w:t>
       </w:r>
       <w:r>
         <w:t xml:space="preserve"> </w:t>
@@ -1458,6 +1457,7 @@
         <w:t xml:space="preserve">Créez une liste contenant les notes d’un étudiant, écrivez une fonction qui calcule la moyenne de ces notes, et stockez le résultat dans une variable locale avant de le retourner.</w:t>
       </w:r>
     </w:p>
+    <w:bookmarkEnd w:id="25"/>
     <w:bookmarkEnd w:id="26"/>
     <w:bookmarkEnd w:id="27"/>
     <w:sectPr/>
